--- a/Проектирование 1.docx
+++ b/Проектирование 1.docx
@@ -92,7 +92,28 @@
           <w:szCs w:val="28"/>
         </w:rPr>
         <w:tab/>
-        <w:t>Основная цель системы учёт автопарка предприятия.</w:t>
+        <w:t>Основная цель проектирования</w:t>
+      </w:r>
+      <w:r>
+        <w:rPr>
+          <w:sz w:val="28"/>
+          <w:szCs w:val="28"/>
+        </w:rPr>
+        <w:t xml:space="preserve"> </w:t>
+      </w:r>
+      <w:r>
+        <w:rPr>
+          <w:sz w:val="28"/>
+          <w:szCs w:val="28"/>
+        </w:rPr>
+        <w:t>–создать систему учёта автопарка предприятия, с требуемым функционалом</w:t>
+      </w:r>
+      <w:r>
+        <w:rPr>
+          <w:sz w:val="28"/>
+          <w:szCs w:val="28"/>
+        </w:rPr>
+        <w:t>.</w:t>
       </w:r>
     </w:p>
     <w:p>
@@ -108,14 +129,21 @@
           <w:szCs w:val="28"/>
         </w:rPr>
         <w:tab/>
-        <w:t xml:space="preserve">Основные задачи, это учёт характеристик </w:t>
-      </w:r>
-      <w:r>
-        <w:rPr>
-          <w:sz w:val="28"/>
-          <w:szCs w:val="28"/>
-        </w:rPr>
-        <w:t>автотранспорта, маршрутов, водителей и слесарей, а также учёт состояния транспорта.</w:t>
+        <w:t>Основные задачи, это</w:t>
+      </w:r>
+      <w:r>
+        <w:rPr>
+          <w:sz w:val="28"/>
+          <w:szCs w:val="28"/>
+        </w:rPr>
+        <w:t xml:space="preserve"> проектирование системы учёта автопарка, учёта сотрудников, запчастей, контроль маршрутов и распределение нагрузки между ними, а также учёт гаражного хозяйства</w:t>
+      </w:r>
+      <w:r>
+        <w:rPr>
+          <w:sz w:val="28"/>
+          <w:szCs w:val="28"/>
+        </w:rPr>
+        <w:t>.</w:t>
       </w:r>
     </w:p>
     <w:p>
@@ -172,23 +200,21 @@
           <w:szCs w:val="28"/>
         </w:rPr>
         <w:tab/>
-        <w:t xml:space="preserve">Дополнительные требования: интуитивно понятный, не перегруженный интерфейс, без потери функционала программы, шаблоны и </w:t>
-      </w:r>
-      <w:proofErr w:type="spellStart"/>
-      <w:r>
-        <w:rPr>
-          <w:sz w:val="28"/>
-          <w:szCs w:val="28"/>
-        </w:rPr>
-        <w:t>автоввод</w:t>
-      </w:r>
-      <w:proofErr w:type="spellEnd"/>
-      <w:r>
-        <w:rPr>
-          <w:sz w:val="28"/>
-          <w:szCs w:val="28"/>
-        </w:rPr>
-        <w:t xml:space="preserve"> данных (</w:t>
+        <w:t>Дополнительные требования: интуитивно понятный, не перегруженный интерфейс, без потери функционала программы, шаблоны и авто</w:t>
+      </w:r>
+      <w:r>
+        <w:rPr>
+          <w:sz w:val="28"/>
+          <w:szCs w:val="28"/>
+        </w:rPr>
+        <w:t xml:space="preserve"> </w:t>
+      </w:r>
+      <w:r>
+        <w:rPr>
+          <w:sz w:val="28"/>
+          <w:szCs w:val="28"/>
+        </w:rPr>
+        <w:t>ввод данных (</w:t>
       </w:r>
       <w:proofErr w:type="gramStart"/>
       <w:r>
@@ -245,6 +271,15 @@
         <w:tab/>
         <w:t>Логистические и транспортные компании</w:t>
       </w:r>
+      <w:r>
+        <w:rPr>
+          <w:sz w:val="28"/>
+          <w:szCs w:val="28"/>
+        </w:rPr>
+        <w:t>, компании перевозчики, частные службы доставки, туристические компании.</w:t>
+      </w:r>
+      <w:bookmarkStart w:id="0" w:name="_GoBack"/>
+      <w:bookmarkEnd w:id="0"/>
     </w:p>
     <w:p>
       <w:pPr>
@@ -291,8 +326,6 @@
         </w:rPr>
         <w:t>номенклатура запчастей, гаражи для авто.</w:t>
       </w:r>
-      <w:bookmarkStart w:id="0" w:name="_GoBack"/>
-      <w:bookmarkEnd w:id="0"/>
     </w:p>
     <w:sectPr>
       <w:pgSz w:w="11906" w:h="16838"/>
